--- a/clients/arcars/reports/drafts-2026-10-13/kakoe-avto-vygodno-privezti-iz-korei.docx
+++ b/clients/arcars/reports/drafts-2026-10-13/kakoe-avto-vygodno-privezti-iz-korei.docx
@@ -23,7 +23,7 @@
         <w:rPr>
           <w:i/>
         </w:rPr>
-        <w:t xml:space="preserve"> Объём: около 1818 слов.</w:t>
+        <w:t xml:space="preserve"> Объём: около 1963 слов.</w:t>
       </w:r>
     </w:p>
     <w:p>
@@ -42,11 +42,11 @@
         <w:rPr>
           <w:b/>
         </w:rPr>
-        <w:t>Проверьте дату:</w:t>
+        <w:t>Ваши ответы от 20.10 внесены.</w:t>
       </w:r>
       <w:r>
         <w:rPr/>
-        <w:t xml:space="preserve"> статья начинается с «С июня 2026 года утильсбор вырос». Так ли это и с какого числа? Если дата неверна — вся статья будет выглядеть недостоверной.</w:t>
+        <w:t xml:space="preserve"> Kia K5 и Kia Seltos убрали из статьи совсем. Kia K3, Hyundai Kona, Venue и Kia Niro оставили как модели в пределах 160 л.с. Раздел Renault Samsung переписали в позитивном ключе: альтернатива Kia и Hyundai, сервис — как совет выбрать его заранее.</w:t>
       </w:r>
     </w:p>
     <w:p>
@@ -57,56 +57,11 @@
         <w:rPr>
           <w:b/>
         </w:rPr>
-        <w:t>Похоже на ошибку:</w:t>
+        <w:t>Вопросов по статье больше нет.</w:t>
       </w:r>
       <w:r>
         <w:rPr/>
-        <w:t xml:space="preserve"> в таблице утильсбор для машин до 3 лет назван выше, чем для 3–5 лет. Для ввоза физлицом для себя, насколько мы знаем, наоборот. Подтвердите у брокера.</w:t>
-      </w:r>
-    </w:p>
-    <w:p>
-      <w:pPr>
-        <w:pStyle w:val="ListBullet"/>
-      </w:pPr>
-      <w:r>
-        <w:rPr>
-          <w:b/>
-        </w:rPr>
-        <w:t>Мощность моделей.</w:t>
-      </w:r>
-      <w:r>
-        <w:rPr/>
-        <w:t xml:space="preserve"> Kia K5 с базовым мотором — укладывается в 160 л.с.? Сверьте по моделям из списка, которые вы реально возите.</w:t>
-      </w:r>
-    </w:p>
-    <w:p>
-      <w:pPr>
-        <w:pStyle w:val="ListBullet"/>
-      </w:pPr>
-      <w:r>
-        <w:rPr>
-          <w:b/>
-        </w:rPr>
-        <w:t>Renault Samsung</w:t>
-      </w:r>
-      <w:r>
-        <w:rPr/>
-        <w:t xml:space="preserve"> теперь называется Renault Korea. Возите ли вы эти машины? Если нет — раздел можно убрать.</w:t>
-      </w:r>
-    </w:p>
-    <w:p>
-      <w:pPr>
-        <w:pStyle w:val="ListBullet"/>
-      </w:pPr>
-      <w:r>
-        <w:rPr>
-          <w:b/>
-        </w:rPr>
-        <w:t>Ваш опыт:</w:t>
-      </w:r>
-      <w:r>
-        <w:rPr/>
-        <w:t xml:space="preserve"> какие из этих моделей у вас заказывают чаще всего и есть ли пример расчёта под ключ? Один реальный пример сильнее всей таблицы.</w:t>
+        <w:t xml:space="preserve"> Если всё устраивает — согласуйте, и мы её опубликуем.</w:t>
       </w:r>
     </w:p>
     <w:p/>
@@ -237,7 +192,7 @@
     <w:p>
       <w:r>
         <w:rPr/>
-        <w:t>С июня 2026 года утильсбор на авто из Кореи вырос, и часть моделей везти под заказ стало бессмысленно. Выгодными остались кей-кары Kia Morning и Ray, гибрид Kia Niro, бюджетные Kia K5 и Hyundai Avante, а из премиума — дефорсированные дизели Mercedes, BMW и Audi до 160 л.с. Крупный премиум вроде X5 и S-Class из-за утильсбора теперь почти всегда невыгоден.</w:t>
+        <w:t>С 1 декабря 2025 года утильсбор на авто из Кореи вырос, и часть моделей везти под заказ стало бессмысленно. Выгодными остались малолитражки Kia Morning и Ray, гибрид Kia Niro, бюджетный Hyundai Avante, а из премиума — дефорсированные дизели Mercedes, BMW и Audi до 160 л.с. Крупный премиум вроде X5 и S-Class из-за утильсбора теперь почти всегда невыгоден.</w:t>
       </w:r>
     </w:p>
     <w:p>
@@ -252,13 +207,13 @@
     <w:p>
       <w:r>
         <w:rPr/>
-        <w:t>«Выгодно» здесь значит не «дешевле всех». Это машина, у которой разница между ценой под ключ из Кореи и похожим лотом на российской вторичке перекрывает все платежи на ввоз. Модели ниже отбирали по трём критериям.</w:t>
+        <w:t>«Выгодно» здесь значит не «дешевле всех». Это машина, у которой разница между ценой под ключ из Кореи и похожей машиной на российской вторичке перекрывает все платежи на ввоз. Модели ниже отбирали по трём критериям.</w:t>
       </w:r>
     </w:p>
     <w:p>
       <w:r>
         <w:rPr/>
-        <w:t>Первый — сколько выйдут утильсбор и пошлина. Они зависят от мощности, объёма двигателя и возраста, а не от цены в объявлении. Второй — есть ли в России запчасти и сервис: редкая модель может стоить в Корее копейки и разорить на обслуживании здесь. Третий — реальная цена под ключ против похожего лота на российском рынке. Если разница меньше 10–15%, везти нет смысла.</w:t>
+        <w:t>Первый — сколько выйдут утильсбор и пошлина. Они зависят от мощности, объёма двигателя и возраста, а не от цены в объявлении. Второй — есть ли в России запчасти и сервис: редкая модель может стоить в Корее копейки и разорить на обслуживании здесь. Третий — реальная цена под ключ против похожей машины на российском рынке. Если разница меньше 10–15%, везти нет смысла.</w:t>
       </w:r>
     </w:p>
     <w:p>
@@ -273,7 +228,7 @@
     <w:p>
       <w:r>
         <w:rPr/>
-        <w:t>Машины лично мы не тестировали. Смотрели объявления на Encar и KB Chachacha, прайсы брокеров и действующие ставки утильсбора и пошлины. Коротко: выгодны модели до 160 л.с., кей-кары и гибриды, а крупный премиум почти никогда не окупается.</w:t>
+        <w:t>В Корее мы покупаем машины у дилеров через Encar, без аукционов, поэтому смотрели объявления там, свои расчёты и действующие ставки утильсбора и пошлины. Коротко: выгодны модели до 160 л.с., малолитражки и гибриды, а крупный премиум почти никогда не окупается.</w:t>
       </w:r>
     </w:p>
     <w:p>
@@ -294,13 +249,13 @@
     <w:p>
       <w:r>
         <w:rPr/>
-        <w:t>С июня 2026 года ставки выросли, сильнее всего для машин мощнее 160 л.с. и с двигателем больше 2 литров. Для кей-каров, малолитражек и дефорсированных версий в пределах льготного порога рост почти не заметен.</w:t>
+        <w:t>С 1 декабря 2025 года ставки выросли, сильнее всего для машин мощнее 160 л.с. и с двигателем больше 2 литров. Для малолитражек, гибридов и дефорсированных версий в пределах льготного порога рост почти не заметен.</w:t>
       </w:r>
     </w:p>
     <w:p>
       <w:r>
         <w:rPr/>
-        <w:t xml:space="preserve">Таможенная пошлина начисляется отдельно. Для машин 3–5 лет её считают в евро за кубический сантиметр, и чем больше объём, тем выше ставка. Утильсбор и пошлина — разные платежи, но берут их с одной машины при ввозе, поэтому и считают вместе. Точные суммы меняются от редакции к редакции постановления, так что перед депозитом за лот лучше </w:t>
+        <w:t xml:space="preserve">Таможенная пошлина начисляется отдельно. Для машин 3–5 лет её считают в евро за кубический сантиметр, и чем больше объём, тем выше ставка. Утильсбор и пошлина — разные платежи, но берут их с одной машины при ввозе, поэтому и считают вместе. Точные суммы меняются от редакции к редакции постановления, так что до заключения договора лучше </w:t>
       </w:r>
       <w:hyperlink r:id="rId9">
         <w:r>
@@ -497,7 +452,7 @@
             <w:r/>
             <w:r>
               <w:rPr/>
-              <w:t>Любая мощность</w:t>
+              <w:t>До 160 л.с. (льготная)</w:t>
             </w:r>
           </w:p>
         </w:tc>
@@ -521,7 +476,7 @@
             <w:r/>
             <w:r>
               <w:rPr/>
-              <w:t>выше, чем для машин 3–5 лет</w:t>
+              <w:t>ниже, чем для машин 3–5 лет</w:t>
             </w:r>
           </w:p>
         </w:tc>
@@ -549,13 +504,13 @@
     <w:p>
       <w:r>
         <w:rPr/>
-        <w:t>Весь список дальше держится на двух границах. Первая — мощность до 160 л.с. Это главный льготный порог: выше него утильсбор растёт резко, а не постепенно. Вторая — возраст 3–5 лет. Такие машины облагаются мягче, чем новые или младше 3 лет, потому что ниже ставка и утильсбора, и пошлины.</w:t>
+        <w:t>Весь список дальше держится на двух границах. Первая — мощность до 160 л.с. Это главный льготный порог: выше него утильсбор растёт резко, а не постепенно. Вторая — возраст 3–5 лет. Пошлину за такие машины считают по объёму двигателя, а не в процентах от цены, и обычно она ниже, чем за машины младше 3 лет. Утильсбор, наоборот, у машин до 3 лет немного меньше.</w:t>
       </w:r>
     </w:p>
     <w:p>
       <w:r>
         <w:rPr/>
-        <w:t>Машины на 158 и 165 л.с. могут стоить в Корее почти одинаково, а после ввоза разница в платежах способна съесть всю экономию на цене лота. Поэтому в объявлении смотрят не только на цену, но и на заявленную мощность и год выпуска. Проверяют это до депозита.</w:t>
+        <w:t>Машины на 158 и 165 л.с. могут стоить в Корее почти одинаково, а после ввоза разница в платежах способна съесть всю экономию на цене машины. Поэтому в объявлении смотрят не только на цену, но и на заявленную мощность и год выпуска. Проверяют это до заключения договора.</w:t>
       </w:r>
     </w:p>
     <w:p>
@@ -576,19 +531,32 @@
     <w:p>
       <w:r>
         <w:rPr/>
-        <w:t>Kia K3, K5 и Hyundai Avante — седаны, у которых базовые версии укладываются в льготный порог. K5 с самым слабым из доступных моторов остаётся в зоне минимального утильсбора, а топовые турбоверсии того же K5 уже мощнее 160 л.с. и платят больше. Avante — самый доступный вариант из этих двух марок, и спрос на неё на российской вторичке стабильный.</w:t>
+        <w:t xml:space="preserve">Kia K3 и Hyundai Avante — седаны, у которых базовые версии укладываются в льготный порог. Для ориентира: наш клиент получил Hyundai Avante 2022 года с мотором 1,6 за 1 525 880 ₽ до Владивостока, с доставкой в центральные регионы — 1 715 880 ₽. Полный расчёт по статьям — в разборе </w:t>
+      </w:r>
+      <w:hyperlink r:id="rId10">
+        <w:r>
+          <w:rPr>
+            <w:color w:val="1F5FBF"/>
+            <w:u w:val="single"/>
+          </w:rPr>
+          <w:t xml:space="preserve">сколько стоит пригнать машину из Кореи</w:t>
+        </w:r>
+      </w:hyperlink>
+      <w:r>
+        <w:rPr/>
+        <w:t>. Avante — самый доступный вариант из этих двух марок, и спрос на неё на российской вторичке стабильный.</w:t>
       </w:r>
     </w:p>
     <w:p>
       <w:r>
         <w:rPr/>
-        <w:t>Из кроссоверов в льготную категорию чаще попадают компактные Hyundai Kona и Venue с небольшим объёмом двигателя и Kia Seltos в базовых версиях. Они в одной бюджетной линейке с Avante и K5: разница в цене лота между ними меньше, чем между комплектациями одной модели.</w:t>
+        <w:t>Из кроссоверов в льготную категорию попадают компактные Hyundai Kona и Venue с небольшим объёмом двигателя. Они в одной бюджетной линейке с Avante и K3: разница в цене на сайте между ними меньше, чем между комплектациями одной модели.</w:t>
       </w:r>
     </w:p>
     <w:p>
       <w:r>
         <w:rPr/>
-        <w:t>При выборе лота смотрят на год, лучше 3–5 лет, потому что платежи ниже, и на пробег. У корейских машин он часто меньше, чем у российских ровесниц, но верить объявлению на слово не стоит, это проверяют отдельно.</w:t>
+        <w:t>При выборе машины смотрят на год, лучше 3–5 лет, потому что платежи ниже, и на пробег. У корейских машин он часто меньше, чем у российских ровесниц, но верить объявлению на слово не стоит, это проверяют отдельно.</w:t>
       </w:r>
     </w:p>
     <w:tbl>
@@ -644,7 +612,7 @@
               <w:rPr>
                 <w:b/>
               </w:rPr>
-              <w:t>Возраст лота</w:t>
+              <w:t>Возраст машины</w:t>
             </w:r>
           </w:p>
         </w:tc>
@@ -658,7 +626,7 @@
             <w:r/>
             <w:r>
               <w:rPr/>
-              <w:t>Kia K3 / K5 (базовый мотор)</w:t>
+              <w:t>Kia K3 (базовый мотор)</w:t>
             </w:r>
           </w:p>
         </w:tc>
@@ -763,44 +731,6 @@
           </w:p>
         </w:tc>
       </w:tr>
-      <w:tr>
-        <w:tc>
-          <w:tcPr>
-            <w:tcW w:type="dxa" w:w="3249"/>
-          </w:tcPr>
-          <w:p>
-            <w:r/>
-            <w:r>
-              <w:rPr/>
-              <w:t>Kia Seltos (базовая версия)</w:t>
-            </w:r>
-          </w:p>
-        </w:tc>
-        <w:tc>
-          <w:tcPr>
-            <w:tcW w:type="dxa" w:w="3249"/>
-          </w:tcPr>
-          <w:p>
-            <w:r/>
-            <w:r>
-              <w:rPr/>
-              <w:t>компакт-кроссовер</w:t>
-            </w:r>
-          </w:p>
-        </w:tc>
-        <w:tc>
-          <w:tcPr>
-            <w:tcW w:type="dxa" w:w="3249"/>
-          </w:tcPr>
-          <w:p>
-            <w:r/>
-            <w:r>
-              <w:rPr/>
-              <w:t>3–5 лет</w:t>
-            </w:r>
-          </w:p>
-        </w:tc>
-      </w:tr>
     </w:tbl>
     <w:p/>
     <w:p>
@@ -815,19 +745,13 @@
     <w:p>
       <w:r>
         <w:rPr/>
-        <w:t>XM3, QM6 и SM6 — корейские Renault Samsung. По цене лота они конкурируют с Kia K5 и Seltos, а за сопоставимую комплектацию иногда выходят дешевле. QM6 — кроссовер примерно класса Seltos, SM6 — седан в одном сегменте с K5.</w:t>
+        <w:t>XM3, QM6 и SM6 — корейские Renault Samsung. Речь о б/у машинах, выпущенных ещё под маркой Samsung. Сейчас компания называется Renault Korea. XM3 и QM6 — кроссоверы, SM6 — седан среднего класса. За сопоставимую комплектацию они бывают дешевле Kia и Hyundai, поэтому на них стоит посмотреть, если хочется сэкономить на цене машины, не урезая оснащение.</w:t>
       </w:r>
     </w:p>
     <w:p>
       <w:r>
         <w:rPr/>
-        <w:t>Слабое место — запчасти и сервис в России. Неавторизованных станций, которые с ними работают, меньше, чем для Kia и Hyundai, а часть деталей приходится ждать дольше и платить дороже. Для города и небольшого пробега это терпимо. Если же машину собираются активно гонять много лет, это риск.</w:t>
-      </w:r>
-    </w:p>
-    <w:p>
-      <w:r>
-        <w:rPr/>
-        <w:t>Renault Samsung имеет смысл, когда разница в цене лота ощутимая и вы готовы искать сервис заранее, а не в тот день, когда понадобится деталь.</w:t>
+        <w:t>Обслуживать их в России можно. Просто сервис лучше выбрать заранее: станций, которые работают с этими моделями, меньше, чем для Kia и Hyundai, а часть деталей едет дольше. Для города и спокойной езды это хороший вариант, особенно когда разница в цене с Kia и Hyundai ощутимая.</w:t>
       </w:r>
     </w:p>
     <w:p>
@@ -836,19 +760,19 @@
       </w:pPr>
       <w:r>
         <w:rPr/>
-        <w:t>Гибриды и кей-кары: как снизить утильсбор почти до нуля</w:t>
+        <w:t>Гибриды и малолитражки: как платить минимальный утильсбор</w:t>
       </w:r>
     </w:p>
     <w:p>
       <w:r>
         <w:rPr/>
-        <w:t>Kia Niro — гибрид, который по мощности и объёму почти всегда попадает в льготную категорию, какого бы года ни был лот. Редкий случай, когда экономия на топливе и низкий утильсбор складываются.</w:t>
+        <w:t>Kia Niro — гибрид, который по мощности и объёму почти всегда попадает в льготную категорию, какого бы года ни была машина. Редкий случай, когда экономия на топливе и низкий утильсбор складываются.</w:t>
       </w:r>
     </w:p>
     <w:p>
       <w:r>
         <w:rPr/>
-        <w:t>Kia Morning и Ray — кей-кары с минимальным объёмом двигателя, ставка у них близка к самой низкой из возможных. Почему стоит смотреть на них вместо кроссовера:</w:t>
+        <w:t>Kia Morning и Ray — малолитражки с минимальным объёмом двигателя, ставка у них близка к самой низкой из возможных. KIA Morning 2022 года с мотором 1,0 вышел у нашего клиента в 1 153 682 ₽ до Владивостока: пошлина 149 417 ₽ и утильсбор 5 200 ₽. Почему стоит смотреть на них вместо кроссовера:</w:t>
       </w:r>
     </w:p>
     <w:p>
@@ -875,13 +799,13 @@
       </w:pPr>
       <w:r>
         <w:rPr/>
-        <w:t>лот в Корее заметно дешевле, и итог под ключ ниже даже без льгот по платежам.</w:t>
+        <w:t>в Корее они заметно дешевле, и итог под ключ ниже даже без льгот по платежам.</w:t>
       </w:r>
     </w:p>
     <w:p>
       <w:r>
         <w:rPr/>
-        <w:t>Это вариант для города или второй машиной в семью. Для трассы, частых дальних поездок и семьи с детьми кей-кар не годится: маленький багажник, тесный задний ряд, а после 110 км/ч он заметно слабее кроссовера.</w:t>
+        <w:t>Это вариант для города или второй машиной в семью. Для трассы, частых дальних поездок и семьи с детьми такая машина не годится: маленький багажник, тесный задний ряд, а после 110 км/ч он заметно слабее кроссовера.</w:t>
       </w:r>
     </w:p>
     <w:p>
@@ -902,7 +826,7 @@
     <w:p>
       <w:r>
         <w:rPr/>
-        <w:t>Поэтому утильсбор за A200d может оказаться в несколько раз ниже, чем за тот же кузов с мотором мощнее 160 л.с. Сам лот дефорсированной версии в Корее дешевле топовой, но ненамного. Главная экономия получается на платежах при ввозе, а не на цене машины.</w:t>
+        <w:t>Поэтому утильсбор за A200d может оказаться в несколько раз ниже, чем за тот же кузов с мотором мощнее 160 л.с. Сама дефорсированная версия в Корее дешевле топовой, но ненамного. Главная экономия получается на платежах при ввозе, а не на цене машины.</w:t>
       </w:r>
     </w:p>
     <w:p>
@@ -1152,7 +1076,7 @@
     <w:p>
       <w:r>
         <w:rPr/>
-        <w:t>BMW X5, Mercedes S-Class и GLS, Audi A6–A8 почти всегда мощнее 160 л.с. Это повышенная категория утильсбора, и платёж растёт не на проценты, а в разы. Для кроссовера такого класса утильсбор с пошлиной могут добавить к цене лота столько же, сколько раньше удавалось сэкономить на ввозе из Кореи.</w:t>
+        <w:t>BMW X5, Mercedes S-Class и GLS, Audi A6–A8 почти всегда мощнее 160 л.с. Это повышенная категория утильсбора, и платёж растёт не на проценты, а в разы. Для кроссовера такого класса утильсбор с пошлиной могут добавить к цене машины столько же, сколько раньше удавалось сэкономить на ввозе из Кореи.</w:t>
       </w:r>
     </w:p>
     <w:p>
@@ -1167,7 +1091,7 @@
     <w:p>
       <w:r>
         <w:rPr/>
-        <w:t>Иногда везти такую машину всё же имеет смысл: например, в Корее нашлась редкая комплектация, которой нет на российском рынке, или разница в цене лота такая, что перекрывает выросшие платежи. Но рассчитывать на это как на правило не стоит. Для большинства крупных премиальных моделей ввоз из Кореи в 2026 году выгоды не даёт.</w:t>
+        <w:t>Иногда везти такую машину всё же имеет смысл: например, в Корее нашлась редкая комплектация, которой нет на российском рынке, или разница в цене такая, что перекрывает выросшие платежи. Но рассчитывать на это как на правило не стоит. Для большинства крупных премиальных моделей ввоз из Кореи в 2026 году выгоды не даёт.</w:t>
       </w:r>
     </w:p>
     <w:p>
@@ -1182,21 +1106,21 @@
     <w:p>
       <w:r>
         <w:rPr/>
-        <w:t>Цена под ключ — это не цена лота на Encar, а сумма пяти статей расходов. Разбивка объясняет, почему две похожие на вид машины в итоге могут заметно различаться в цене.</w:t>
+        <w:t>Цена под ключ — это не цена на Encar, а сумма пяти статей расходов. Разбивка объясняет, почему две похожие на вид машины в итоге могут заметно различаться в цене.</w:t>
       </w:r>
     </w:p>
     <w:p>
       <w:r>
         <w:rPr/>
-        <w:t>Первая статья — сам лот в Корее, его цена зависит от курса воны на день оплаты. Вторая — логистика: из Пусана до российского порта машина идёт несколько недель, точный срок зависит от загрузки линии и порта прибытия. Третья — комиссия брокера за подбор лота, проверку истории и сопровождение сделки. У разных компаний она разная, уточняйте заранее.</w:t>
+        <w:t>Первая статья — сама машина и расходы по Корее, включая паром до Владивостока. У нас расходы по Корее фиксированные, около 1 900 000 вон, а цена машины зависит от курса воны на день оплаты. До Владивостока машина обычно идёт 20–45 дней с момента оплаты инвойса, по договору — до 60 дней. Вторая — таможенная пошлина и утильсбор по формулам из раздела выше. Третья — брокерские расходы во Владивостоке, в том числе оформление ЭПТС и СБКТС.</w:t>
       </w:r>
     </w:p>
     <w:p>
       <w:r>
         <w:rPr/>
-        <w:t xml:space="preserve">Четвёртая — утильсбор и пошлина по формулам из раздела выше. Пятая — СБКТС или ЭПТС и ОСАГО при постановке на учёт. </w:t>
+        <w:t xml:space="preserve">Четвёртая — комиссия ARCars за подбор, проверку и сопровождение. У нас она фиксированная, для машин 2–3 лет от 60 000 ₽ при бюджете до 1 млн. Пятая — доставка от Владивостока до вашего региона: в центральные регионы около 190 000 ₽. </w:t>
       </w:r>
-      <w:hyperlink r:id="rId10">
+      <w:hyperlink r:id="rId11">
         <w:r>
           <w:rPr>
             <w:color w:val="1F5FBF"/>
@@ -1261,7 +1185,7 @@
             <w:r/>
             <w:r>
               <w:rPr/>
-              <w:t>Лот в Корее</w:t>
+              <w:t>Авто и расходы по Корее</w:t>
             </w:r>
           </w:p>
         </w:tc>
@@ -1273,7 +1197,7 @@
             <w:r/>
             <w:r>
               <w:rPr/>
-              <w:t>цена авто по курсу воны на день оплаты</w:t>
+              <w:t>цена на Encar по курсу воны на день оплаты, фиксированные расходы по Корее, паром до Владивостока</w:t>
             </w:r>
           </w:p>
         </w:tc>
@@ -1287,59 +1211,7 @@
             <w:r/>
             <w:r>
               <w:rPr/>
-              <w:t>Логистика</w:t>
-            </w:r>
-          </w:p>
-        </w:tc>
-        <w:tc>
-          <w:tcPr>
-            <w:tcW w:type="dxa" w:w="4873"/>
-          </w:tcPr>
-          <w:p>
-            <w:r/>
-            <w:r>
-              <w:rPr/>
-              <w:t>доставка из Пусана до порта в России</w:t>
-            </w:r>
-          </w:p>
-        </w:tc>
-      </w:tr>
-      <w:tr>
-        <w:tc>
-          <w:tcPr>
-            <w:tcW w:type="dxa" w:w="4873"/>
-          </w:tcPr>
-          <w:p>
-            <w:r/>
-            <w:r>
-              <w:rPr/>
-              <w:t>Брокер</w:t>
-            </w:r>
-          </w:p>
-        </w:tc>
-        <w:tc>
-          <w:tcPr>
-            <w:tcW w:type="dxa" w:w="4873"/>
-          </w:tcPr>
-          <w:p>
-            <w:r/>
-            <w:r>
-              <w:rPr/>
-              <w:t>подбор лота, проверка истории, сопровождение сделки</w:t>
-            </w:r>
-          </w:p>
-        </w:tc>
-      </w:tr>
-      <w:tr>
-        <w:tc>
-          <w:tcPr>
-            <w:tcW w:type="dxa" w:w="4873"/>
-          </w:tcPr>
-          <w:p>
-            <w:r/>
-            <w:r>
-              <w:rPr/>
-              <w:t>Утильсбор + пошлина</w:t>
+              <w:t>Пошлина и утильсбор</w:t>
             </w:r>
           </w:p>
         </w:tc>
@@ -1365,7 +1237,7 @@
             <w:r/>
             <w:r>
               <w:rPr/>
-              <w:t>СБКТС/ЭПТС + ОСАГО</w:t>
+              <w:t>Брокер во Владивостоке</w:t>
             </w:r>
           </w:p>
         </w:tc>
@@ -1377,7 +1249,59 @@
             <w:r/>
             <w:r>
               <w:rPr/>
-              <w:t>допуск к постановке на учёт</w:t>
+              <w:t>растаможка, лаборатория, ЭПТС и СБКТС</w:t>
+            </w:r>
+          </w:p>
+        </w:tc>
+      </w:tr>
+      <w:tr>
+        <w:tc>
+          <w:tcPr>
+            <w:tcW w:type="dxa" w:w="4873"/>
+          </w:tcPr>
+          <w:p>
+            <w:r/>
+            <w:r>
+              <w:rPr/>
+              <w:t>Комиссия ARCars</w:t>
+            </w:r>
+          </w:p>
+        </w:tc>
+        <w:tc>
+          <w:tcPr>
+            <w:tcW w:type="dxa" w:w="4873"/>
+          </w:tcPr>
+          <w:p>
+            <w:r/>
+            <w:r>
+              <w:rPr/>
+              <w:t>подбор, осмотр, проверка документов, сопровождение сделки</w:t>
+            </w:r>
+          </w:p>
+        </w:tc>
+      </w:tr>
+      <w:tr>
+        <w:tc>
+          <w:tcPr>
+            <w:tcW w:type="dxa" w:w="4873"/>
+          </w:tcPr>
+          <w:p>
+            <w:r/>
+            <w:r>
+              <w:rPr/>
+              <w:t>Логистика по России</w:t>
+            </w:r>
+          </w:p>
+        </w:tc>
+        <w:tc>
+          <w:tcPr>
+            <w:tcW w:type="dxa" w:w="4873"/>
+          </w:tcPr>
+          <w:p>
+            <w:r/>
+            <w:r>
+              <w:rPr/>
+              <w:t>от Владивостока до вашего региона</w:t>
             </w:r>
           </w:p>
         </w:tc>
@@ -1396,7 +1320,7 @@
     <w:p>
       <w:r>
         <w:rPr/>
-        <w:t>Объявление на Encar или KB Chachacha показывает цену и фото, а настоящую историю машины — не всегда. Проверка по VIN покажет пробег по сервисным записям, число владельцев, аварии и залог.</w:t>
+        <w:t>На Encar по каждой машине в пару кликов доступны отчёт о техническом состоянии, отчёт о ремонтах, отчёт о страховых выплатах со случаями ДТП, число владельцев и то, работала ли машина в такси. Данные берутся из официальных источников и баз страховых компаний, а за их искажение в Корее грозят крупные штрафы, иногда уголовная ответственность. Но в отчёте только цифры и фото продавца. Поэтому перед покупкой машину осматривают на месте наши представители в Корее: лакокрасочное покрытие проверяется толщиномером, осматриваются болты креплений кузовных деталей, подвеска, днище, подкапотное пространство, все системы и салон. Вы получаете больше 100 фото, голосовые комментарии и около 30 минут видео на русском.</w:t>
       </w:r>
     </w:p>
     <w:p>
@@ -1408,7 +1332,7 @@
       </w:r>
       <w:r>
         <w:rPr/>
-        <w:t>Запросить у продавца VIN и проверить его на Encar и KB Chachacha. Если пробег в объявлении не сходится с сервисной историей, одометр, скорее всего, скручен.</w:t>
+        <w:t>Запросить у продавца VIN и проверить его на Encar. Если пробег в объявлении не сходится с сервисной историей, одометр, скорее всего, скручен.</w:t>
       </w:r>
     </w:p>
     <w:p>
@@ -1432,7 +1356,7 @@
       </w:r>
       <w:r>
         <w:rPr/>
-        <w:t>Сверить состояние кузова и салона по свежим фото от брокера на месте, а не только по фото из объявления.</w:t>
+        <w:t>Сверить состояние кузова и салона по фото и видео наших представителей после осмотра, а не только по фото из объявления.</w:t>
       </w:r>
     </w:p>
     <w:p>
@@ -1450,7 +1374,7 @@
     <w:p>
       <w:r>
         <w:rPr/>
-        <w:t>Отдельно разберитесь, на кого оформлять машину: на физлицо или юрлицо. Ставки и правила подтверждения у них разные, и выяснять это нужно до покупки лота.</w:t>
+        <w:t>Отдельно разберитесь, на кого оформлять машину: на физлицо или юрлицо. Ставки и правила подтверждения у них разные, и выяснять это нужно до покупки.</w:t>
       </w:r>
     </w:p>
     <w:p>
@@ -1471,7 +1395,7 @@
     <w:p>
       <w:r>
         <w:rPr/>
-        <w:t>Для города и минимального бюджета — кей-кар Kia Morning или Ray либо гибрид Kia Niro: самый низкий утильсбор и расход. Для семьи — Kia K5, Seltos, Hyundai Avante, Kona или Venue в пределах льготной мощности. Премиум без переплаты за утильсбор — дефорсированный дизель Mercedes, BMW или Audi до 160 л.с. Крупный премиум вроде X5 или S-Class имеет смысл смотреть только ради редкой комплектации или при большой разнице в цене лота.</w:t>
+        <w:t>Для города и минимального бюджета — малолитражка Kia Morning или Ray либо гибрид Kia Niro: самый низкий утильсбор и расход. Для семьи — Kia K3, Hyundai Avante, Kona или Venue в пределах льготной мощности. Премиум без переплаты за утильсбор — дефорсированный дизель Mercedes, BMW или Audi до 160 л.с. Крупный премиум вроде X5 или S-Class имеет смысл смотреть только ради редкой комплектации или при большой разнице в цене.</w:t>
       </w:r>
     </w:p>
     <w:tbl>
@@ -1537,7 +1461,7 @@
             <w:r/>
             <w:r>
               <w:rPr/>
-              <w:t>кей-кар Kia Morning/Ray или гибрид Kia Niro</w:t>
+              <w:t>малолитражка Kia Morning/Ray или гибрид Kia Niro</w:t>
             </w:r>
           </w:p>
         </w:tc>
@@ -1563,7 +1487,7 @@
             <w:r/>
             <w:r>
               <w:rPr/>
-              <w:t>Kia K5/Seltos, Hyundai Avante/Kona/Venue</w:t>
+              <w:t>Kia K3, Hyundai Avante/Kona/Venue</w:t>
             </w:r>
           </w:p>
         </w:tc>
@@ -1625,7 +1549,7 @@
     <w:p>
       <w:r>
         <w:rPr/>
-        <w:t>Не уверены, попадает ли мотор конкретного лота в льготную категорию? Оставьте заявку, и при подборе это проверят до депозита.</w:t>
+        <w:t>Не уверены, попадает ли мотор конкретной машины в льготную категорию? Оставьте заявку, и мы проверим это до заключения договора.</w:t>
       </w:r>
     </w:p>
     <w:p>
@@ -1648,7 +1572,7 @@
     <w:p>
       <w:r>
         <w:rPr/>
-        <w:t>Дешевле всего по утильсбору выходят кей-кары Kia Morning и Ray и гибрид Kia Niro: по мощности и объёму они попадают в минимальную ставку.</w:t>
+        <w:t>Дешевле всего по утильсбору выходят малолитражки Kia Morning и Ray и гибрид Kia Niro: по мощности и объёму они попадают в минимальную ставку.</w:t>
       </w:r>
     </w:p>
     <w:p>
@@ -1676,7 +1600,7 @@
     <w:p>
       <w:r>
         <w:rPr/>
-        <w:t>Разумная альтернатива — Renault Samsung: XM3, QM6, SM6. Они дешевле, но запчасти и сервис в РФ найти сложнее, чем для Kia или Hyundai.</w:t>
+        <w:t>Хорошая альтернатива — б/у Renault Samsung (сейчас Renault Korea): XM3, QM6, SM6. За сопоставимую комплектацию они бывают дешевле Kia и Hyundai. Сервис для них лучше выбрать заранее.</w:t>
       </w:r>
     </w:p>
     <w:p>
@@ -1720,7 +1644,7 @@
       <w:pPr>
         <w:pStyle w:val="ListBullet"/>
       </w:pPr>
-      <w:hyperlink r:id="rId11">
+      <w:hyperlink r:id="rId12">
         <w:r>
           <w:rPr>
             <w:color w:val="1F5FBF"/>
@@ -1738,7 +1662,7 @@
       <w:pPr>
         <w:pStyle w:val="ListBullet"/>
       </w:pPr>
-      <w:hyperlink r:id="rId12">
+      <w:hyperlink r:id="rId13">
         <w:r>
           <w:rPr>
             <w:color w:val="1F5FBF"/>
@@ -1756,7 +1680,7 @@
       <w:pPr>
         <w:pStyle w:val="ListBullet"/>
       </w:pPr>
-      <w:hyperlink r:id="rId13">
+      <w:hyperlink r:id="rId14">
         <w:r>
           <w:rPr>
             <w:color w:val="1F5FBF"/>
@@ -1768,24 +1692,6 @@
       <w:r>
         <w:rPr/>
         <w:t xml:space="preserve"> — крупнейшая площадка объявлений о продаже авто в Корее</w:t>
-      </w:r>
-    </w:p>
-    <w:p>
-      <w:pPr>
-        <w:pStyle w:val="ListBullet"/>
-      </w:pPr>
-      <w:hyperlink r:id="rId14">
-        <w:r>
-          <w:rPr>
-            <w:color w:val="1F5FBF"/>
-            <w:u w:val="single"/>
-          </w:rPr>
-          <w:t xml:space="preserve">KB Chachacha</w:t>
-        </w:r>
-      </w:hyperlink>
-      <w:r>
-        <w:rPr/>
-        <w:t xml:space="preserve"> — площадка проверки истории и объявлений о продаже авто в Корее</w:t>
       </w:r>
     </w:p>
     <w:sectPr>
